--- a/courseware/LP-Microsoft Certified Endpoint Administrator Associate (MD-102).docx
+++ b/courseware/LP-Microsoft Certified Endpoint Administrator Associate (MD-102).docx
@@ -218,7 +218,7 @@
           <w:color w:val="1F6FEB"/>
           <w:sz w:val="24"/>
         </w:rPr>
-        <w:t>Version 3.0</w:t>
+        <w:t>Version 3.1</w:t>
       </w:r>
     </w:p>
     <w:p>
@@ -419,7 +419,65 @@
               <w:rPr>
                 <w:sz w:val="19"/>
               </w:rPr>
-              <w:t>Rebuilt for the five-domain July 2026 MD-102 blueprint; synchronized to the current v3.0 deck and ten evidence-led labs.</w:t>
+              <w:t>Rebuilt for the five-domain July 2026 MD-102 blueprint; synchronized to the v3.0 deck and ten evidence-led labs.</w:t>
+            </w:r>
+          </w:p>
+        </w:tc>
+        <w:tc>
+          <w:tcPr>
+            <w:tcW w:type="dxa" w:w="2498"/>
+          </w:tcPr>
+          <w:p>
+            <w:r/>
+            <w:r>
+              <w:rPr>
+                <w:sz w:val="19"/>
+              </w:rPr>
+              <w:t>Dr Alfred Ang</w:t>
+            </w:r>
+          </w:p>
+        </w:tc>
+      </w:tr>
+      <w:tr>
+        <w:tc>
+          <w:tcPr>
+            <w:tcW w:type="dxa" w:w="2498"/>
+          </w:tcPr>
+          <w:p>
+            <w:r/>
+            <w:r>
+              <w:rPr>
+                <w:sz w:val="19"/>
+              </w:rPr>
+              <w:t>3.1</w:t>
+            </w:r>
+          </w:p>
+        </w:tc>
+        <w:tc>
+          <w:tcPr>
+            <w:tcW w:type="dxa" w:w="2498"/>
+          </w:tcPr>
+          <w:p>
+            <w:r/>
+            <w:r>
+              <w:rPr>
+                <w:sz w:val="19"/>
+              </w:rPr>
+              <w:t>25 August 2026</w:t>
+            </w:r>
+          </w:p>
+        </w:tc>
+        <w:tc>
+          <w:tcPr>
+            <w:tcW w:type="dxa" w:w="2498"/>
+          </w:tcPr>
+          <w:p>
+            <w:r/>
+            <w:r>
+              <w:rPr>
+                <w:sz w:val="19"/>
+              </w:rPr>
+              <w:t>Synchronized the five-day schedule and all slide references to the expanded 550-plus-slide trainer deck.</w:t>
             </w:r>
           </w:p>
         </w:tc>
@@ -567,7 +625,7 @@
           <w:color w:val="333333"/>
           <w:sz w:val="21"/>
         </w:rPr>
-        <w:t>Day 1: Infrastructure and identity — Slides 17–59</w:t>
+        <w:t>Day 1: Infrastructure and identity — Slides 17–122</w:t>
         <w:tab/>
         <w:t>4</w:t>
       </w:r>
@@ -587,7 +645,7 @@
           <w:color w:val="333333"/>
           <w:sz w:val="21"/>
         </w:rPr>
-        <w:t>Day 2: Device deployment and configuration — Slides 60–107</w:t>
+        <w:t>Day 2: Device deployment and configuration — Slides 123–241</w:t>
         <w:tab/>
         <w:t>5</w:t>
       </w:r>
@@ -607,7 +665,7 @@
           <w:color w:val="333333"/>
           <w:sz w:val="21"/>
         </w:rPr>
-        <w:t>Day 3: Endpoint protection and updates — Slides 108–149</w:t>
+        <w:t>Day 3: Endpoint protection and updates — Slides 242–346</w:t>
         <w:tab/>
         <w:t>5</w:t>
       </w:r>
@@ -627,7 +685,7 @@
           <w:color w:val="333333"/>
           <w:sz w:val="21"/>
         </w:rPr>
-        <w:t>Day 4: Application lifecycle and data protection — Slides 150–193</w:t>
+        <w:t>Day 4: Application lifecycle and data protection — Slides 347–461</w:t>
         <w:tab/>
         <w:t>6</w:t>
       </w:r>
@@ -647,7 +705,7 @@
           <w:color w:val="333333"/>
           <w:sz w:val="21"/>
         </w:rPr>
-        <w:t>Day 5: Automation, analytics and incident response — Slides 194–240</w:t>
+        <w:t>Day 5: Automation, analytics and incident response — Slides 462–579</w:t>
         <w:tab/>
         <w:t>6</w:t>
       </w:r>
@@ -974,7 +1032,7 @@
                 <w:rFonts w:ascii="Arial" w:hAnsi="Arial"/>
                 <w:sz w:val="18"/>
               </w:rPr>
-              <w:t>v3.0 · 25 August 2026</w:t>
+              <w:t>v3.1 · 25 August 2026</w:t>
             </w:r>
           </w:p>
         </w:tc>
@@ -1271,7 +1329,7 @@
         <w:pStyle w:val="Heading2"/>
       </w:pPr>
       <w:r>
-        <w:t>Day 1: Infrastructure and identity — Slides 17–59</w:t>
+        <w:t>Day 1: Infrastructure and identity — Slides 17–122</w:t>
       </w:r>
     </w:p>
     <w:tbl>
@@ -1485,7 +1543,7 @@
                 <w:rFonts w:ascii="Arial" w:hAnsi="Arial"/>
                 <w:sz w:val="18"/>
               </w:rPr>
-              <w:t>Slides 20–31</w:t>
+              <w:t>Slides 20–68</w:t>
             </w:r>
           </w:p>
         </w:tc>
@@ -1613,7 +1671,7 @@
                 <w:rFonts w:ascii="Arial" w:hAnsi="Arial"/>
                 <w:sz w:val="18"/>
               </w:rPr>
-              <w:t>Slides 32–45</w:t>
+              <w:t>Slides 69–117</w:t>
             </w:r>
           </w:p>
         </w:tc>
@@ -1741,7 +1799,7 @@
                 <w:rFonts w:ascii="Arial" w:hAnsi="Arial"/>
                 <w:sz w:val="18"/>
               </w:rPr>
-              <w:t>Lab 1: slides 55–56; Lab 2: slides 57–58</w:t>
+              <w:t>Lab 1: slides 118–119; Lab 2: slides 120–121</w:t>
             </w:r>
           </w:p>
         </w:tc>
@@ -1807,7 +1865,7 @@
                 <w:rFonts w:ascii="Arial" w:hAnsi="Arial"/>
                 <w:sz w:val="18"/>
               </w:rPr>
-              <w:t>Slides 57–59</w:t>
+              <w:t>Slide 122</w:t>
             </w:r>
           </w:p>
         </w:tc>
@@ -1823,7 +1881,7 @@
         <w:pStyle w:val="Heading2"/>
       </w:pPr>
       <w:r>
-        <w:t>Day 2: Device deployment and configuration — Slides 60–107</w:t>
+        <w:t>Day 2: Device deployment and configuration — Slides 123–241</w:t>
       </w:r>
     </w:p>
     <w:tbl>
@@ -1975,7 +2033,7 @@
                 <w:rFonts w:ascii="Arial" w:hAnsi="Arial"/>
                 <w:sz w:val="18"/>
               </w:rPr>
-              <w:t>Slides 60–62</w:t>
+              <w:t>Slides 123–125</w:t>
             </w:r>
           </w:p>
         </w:tc>
@@ -2037,7 +2095,7 @@
                 <w:rFonts w:ascii="Arial" w:hAnsi="Arial"/>
                 <w:sz w:val="18"/>
               </w:rPr>
-              <w:t>Slides 63–74</w:t>
+              <w:t>Slides 126–180</w:t>
             </w:r>
           </w:p>
         </w:tc>
@@ -2165,7 +2223,7 @@
                 <w:rFonts w:ascii="Arial" w:hAnsi="Arial"/>
                 <w:sz w:val="18"/>
               </w:rPr>
-              <w:t>Slides 75–88</w:t>
+              <w:t>Slides 181–234</w:t>
             </w:r>
           </w:p>
         </w:tc>
@@ -2293,7 +2351,7 @@
                 <w:rFonts w:ascii="Arial" w:hAnsi="Arial"/>
                 <w:sz w:val="18"/>
               </w:rPr>
-              <w:t>Lab 3: slides 101–102; Lab 4: slides 103–104; Lab 5: slides 105–106</w:t>
+              <w:t>Lab 3: slides 235–236; Lab 4: slides 237–238; Lab 5: slides 239–240</w:t>
             </w:r>
           </w:p>
         </w:tc>
@@ -2359,7 +2417,7 @@
                 <w:rFonts w:ascii="Arial" w:hAnsi="Arial"/>
                 <w:sz w:val="18"/>
               </w:rPr>
-              <w:t>Slides 105–107</w:t>
+              <w:t>Slide 241</w:t>
             </w:r>
           </w:p>
         </w:tc>
@@ -2375,7 +2433,7 @@
         <w:pStyle w:val="Heading2"/>
       </w:pPr>
       <w:r>
-        <w:t>Day 3: Endpoint protection and updates — Slides 108–149</w:t>
+        <w:t>Day 3: Endpoint protection and updates — Slides 242–346</w:t>
       </w:r>
     </w:p>
     <w:tbl>
@@ -2527,7 +2585,7 @@
                 <w:rFonts w:ascii="Arial" w:hAnsi="Arial"/>
                 <w:sz w:val="18"/>
               </w:rPr>
-              <w:t>Slides 108–110</w:t>
+              <w:t>Slides 242–244</w:t>
             </w:r>
           </w:p>
         </w:tc>
@@ -2589,7 +2647,7 @@
                 <w:rFonts w:ascii="Arial" w:hAnsi="Arial"/>
                 <w:sz w:val="18"/>
               </w:rPr>
-              <w:t>Slides 111–122</w:t>
+              <w:t>Slides 245–293</w:t>
             </w:r>
           </w:p>
         </w:tc>
@@ -2717,7 +2775,7 @@
                 <w:rFonts w:ascii="Arial" w:hAnsi="Arial"/>
                 <w:sz w:val="18"/>
               </w:rPr>
-              <w:t>Slides 123–136</w:t>
+              <w:t>Slides 294–341</w:t>
             </w:r>
           </w:p>
         </w:tc>
@@ -2845,7 +2903,7 @@
                 <w:rFonts w:ascii="Arial" w:hAnsi="Arial"/>
                 <w:sz w:val="18"/>
               </w:rPr>
-              <w:t>Lab 6: slides 145–146; Lab 7: slides 147–148</w:t>
+              <w:t>Lab 6: slides 342–343; Lab 7: slides 344–345</w:t>
             </w:r>
           </w:p>
         </w:tc>
@@ -2911,7 +2969,7 @@
                 <w:rFonts w:ascii="Arial" w:hAnsi="Arial"/>
                 <w:sz w:val="18"/>
               </w:rPr>
-              <w:t>Slides 147–149</w:t>
+              <w:t>Slide 346</w:t>
             </w:r>
           </w:p>
         </w:tc>
@@ -2927,7 +2985,7 @@
         <w:pStyle w:val="Heading2"/>
       </w:pPr>
       <w:r>
-        <w:t>Day 4: Application lifecycle and data protection — Slides 150–193</w:t>
+        <w:t>Day 4: Application lifecycle and data protection — Slides 347–461</w:t>
       </w:r>
     </w:p>
     <w:tbl>
@@ -3079,7 +3137,7 @@
                 <w:rFonts w:ascii="Arial" w:hAnsi="Arial"/>
                 <w:sz w:val="18"/>
               </w:rPr>
-              <w:t>Slides 150–152</w:t>
+              <w:t>Slides 347–349</w:t>
             </w:r>
           </w:p>
         </w:tc>
@@ -3141,7 +3199,7 @@
                 <w:rFonts w:ascii="Arial" w:hAnsi="Arial"/>
                 <w:sz w:val="18"/>
               </w:rPr>
-              <w:t>Slides 153–164</w:t>
+              <w:t>Slides 350–404</w:t>
             </w:r>
           </w:p>
         </w:tc>
@@ -3269,7 +3327,7 @@
                 <w:rFonts w:ascii="Arial" w:hAnsi="Arial"/>
                 <w:sz w:val="18"/>
               </w:rPr>
-              <w:t>Slides 165–178</w:t>
+              <w:t>Slides 405–458</w:t>
             </w:r>
           </w:p>
         </w:tc>
@@ -3397,7 +3455,7 @@
                 <w:rFonts w:ascii="Arial" w:hAnsi="Arial"/>
                 <w:sz w:val="18"/>
               </w:rPr>
-              <w:t>Lab 8: slides 191–192</w:t>
+              <w:t>Lab 8: slides 459–460</w:t>
             </w:r>
           </w:p>
         </w:tc>
@@ -3463,7 +3521,7 @@
                 <w:rFonts w:ascii="Arial" w:hAnsi="Arial"/>
                 <w:sz w:val="18"/>
               </w:rPr>
-              <w:t>Slides 191–193</w:t>
+              <w:t>Slide 461</w:t>
             </w:r>
           </w:p>
         </w:tc>
@@ -3479,7 +3537,7 @@
         <w:pStyle w:val="Heading2"/>
       </w:pPr>
       <w:r>
-        <w:t>Day 5: Automation, analytics and incident response — Slides 194–240</w:t>
+        <w:t>Day 5: Automation, analytics and incident response — Slides 462–579</w:t>
       </w:r>
     </w:p>
     <w:tbl>
@@ -3631,7 +3689,7 @@
                 <w:rFonts w:ascii="Arial" w:hAnsi="Arial"/>
                 <w:sz w:val="18"/>
               </w:rPr>
-              <w:t>Slides 194–196</w:t>
+              <w:t>Slides 462–464</w:t>
             </w:r>
           </w:p>
         </w:tc>
@@ -3693,7 +3751,7 @@
                 <w:rFonts w:ascii="Arial" w:hAnsi="Arial"/>
                 <w:sz w:val="18"/>
               </w:rPr>
-              <w:t>Slides 197–208</w:t>
+              <w:t>Slides 465–519</w:t>
             </w:r>
           </w:p>
         </w:tc>
@@ -3821,7 +3879,7 @@
                 <w:rFonts w:ascii="Arial" w:hAnsi="Arial"/>
                 <w:sz w:val="18"/>
               </w:rPr>
-              <w:t>Slides 209–222</w:t>
+              <w:t>Slides 520–574</w:t>
             </w:r>
           </w:p>
         </w:tc>
@@ -3949,7 +4007,7 @@
                 <w:rFonts w:ascii="Arial" w:hAnsi="Arial"/>
                 <w:sz w:val="18"/>
               </w:rPr>
-              <w:t>Lab 9: slides 236–237; Lab 10: slides 238–239</w:t>
+              <w:t>Lab 9: slides 575–576; Lab 10: slides 577–578</w:t>
             </w:r>
           </w:p>
         </w:tc>
@@ -4015,7 +4073,7 @@
                 <w:rFonts w:ascii="Arial" w:hAnsi="Arial"/>
                 <w:sz w:val="18"/>
               </w:rPr>
-              <w:t>Slides 238–240</w:t>
+              <w:t>Slide 579</w:t>
             </w:r>
           </w:p>
         </w:tc>
